--- a/model_output/P0sur.docx
+++ b/model_output/P0sur.docx
@@ -533,7 +533,7 @@
                 <w:rFonts w:ascii="Calibri" w:hAnsi="Calibri"/>
                 <w:sz w:val="20"/>
               </w:rPr>
-              <w:t xml:space="default"/>
+              <w:t xml:space="default">0.2</w:t>
             </w:r>
           </w:p>
         </w:tc>
@@ -581,7 +581,7 @@
                 <w:rFonts w:ascii="Calibri" w:hAnsi="Calibri"/>
                 <w:sz w:val="20"/>
               </w:rPr>
-              <w:t xml:space="default">&lt;0.001</w:t>
+              <w:t xml:space="default">0.553</w:t>
             </w:r>
           </w:p>
         </w:tc>
@@ -755,7 +755,7 @@
                 <w:rFonts w:ascii="Calibri" w:hAnsi="Calibri"/>
                 <w:sz w:val="20"/>
               </w:rPr>
-              <w:t xml:space="default"/>
+              <w:t xml:space="default">1.2</w:t>
             </w:r>
           </w:p>
         </w:tc>
@@ -803,7 +803,7 @@
                 <w:rFonts w:ascii="Calibri" w:hAnsi="Calibri"/>
                 <w:sz w:val="20"/>
               </w:rPr>
-              <w:t xml:space="default">0.027</w:t>
+              <w:t xml:space="default">0.243</w:t>
             </w:r>
           </w:p>
         </w:tc>
@@ -977,7 +977,7 @@
                 <w:rFonts w:ascii="Calibri" w:hAnsi="Calibri"/>
                 <w:sz w:val="20"/>
               </w:rPr>
-              <w:t xml:space="default"/>
+              <w:t xml:space="default">0.3</w:t>
             </w:r>
           </w:p>
         </w:tc>
@@ -1025,7 +1025,7 @@
                 <w:rFonts w:ascii="Calibri" w:hAnsi="Calibri"/>
                 <w:sz w:val="20"/>
               </w:rPr>
-              <w:t xml:space="default">&lt;0.001</w:t>
+              <w:t xml:space="default">0.383</w:t>
             </w:r>
           </w:p>
         </w:tc>
@@ -1079,7 +1079,7 @@
                 <w:sz w:val="20"/>
                 <w:b w:val="true"/>
               </w:rPr>
-              <w:t xml:space="default">Predictors</w:t>
+              <w:t xml:space="default">Random Effects</w:t>
             </w:r>
           </w:p>
         </w:tc>
@@ -1127,151 +1127,151 @@
                 <w:rFonts w:ascii="Calibri" w:hAnsi="Calibri"/>
                 <w:sz w:val="20"/>
               </w:rPr>
-              <w:t xml:space="default">(Intercept)</w:t>
-            </w:r>
-          </w:p>
-        </w:tc>
-        <w:tc>
-          <w:tcPr>
-            <w:tcBorders>
-              <w:top w:val="single" w:space="0" w:color="D3D3D3"/>
-              <w:bottom w:val="single" w:space="0" w:color="D3D3D3"/>
-              <w:start w:val="single" w:space="0" w:color="D3D3D3"/>
-              <w:end w:val="single" w:space="0" w:color="D3D3D3"/>
-            </w:tcBorders>
-          </w:tcPr>
-          <w:p>
-            <w:pPr>
-              <w:spacing w:before="0" w:after="60"/>
-              <w:keepNext/>
-              <w:jc w:val="end"/>
-            </w:pPr>
-            <w:r>
-              <w:rPr>
-                <w:rFonts w:ascii="Calibri" w:hAnsi="Calibri"/>
-                <w:sz w:val="20"/>
-              </w:rPr>
-              <w:t xml:space="default">-7.12</w:t>
-            </w:r>
-          </w:p>
-        </w:tc>
-        <w:tc>
-          <w:tcPr>
-            <w:tcBorders>
-              <w:top w:val="single" w:space="0" w:color="D3D3D3"/>
-              <w:bottom w:val="single" w:space="0" w:color="D3D3D3"/>
-              <w:start w:val="single" w:space="0" w:color="D3D3D3"/>
-              <w:end w:val="single" w:space="0" w:color="D3D3D3"/>
-            </w:tcBorders>
-          </w:tcPr>
-          <w:p>
-            <w:pPr>
-              <w:spacing w:before="0" w:after="60"/>
-              <w:keepNext/>
-              <w:jc w:val="end"/>
-            </w:pPr>
-            <w:r>
-              <w:rPr>
-                <w:rFonts w:ascii="Calibri" w:hAnsi="Calibri"/>
-                <w:sz w:val="20"/>
-              </w:rPr>
-              <w:t xml:space="default">12.71</w:t>
-            </w:r>
-          </w:p>
-        </w:tc>
-        <w:tc>
-          <w:tcPr>
-            <w:tcBorders>
-              <w:top w:val="single" w:space="0" w:color="D3D3D3"/>
-              <w:bottom w:val="single" w:space="0" w:color="D3D3D3"/>
-              <w:start w:val="single" w:space="0" w:color="D3D3D3"/>
-              <w:end w:val="single" w:space="0" w:color="D3D3D3"/>
-            </w:tcBorders>
-          </w:tcPr>
-          <w:p>
-            <w:pPr>
-              <w:spacing w:before="0" w:after="60"/>
-              <w:keepNext/>
-              <w:jc w:val="end"/>
-            </w:pPr>
-            <w:r>
-              <w:rPr>
-                <w:rFonts w:ascii="Calibri" w:hAnsi="Calibri"/>
-                <w:sz w:val="20"/>
-              </w:rPr>
-              <w:t xml:space="default"/>
-            </w:r>
-          </w:p>
-        </w:tc>
-        <w:tc>
-          <w:tcPr>
-            <w:tcBorders>
-              <w:top w:val="single" w:space="0" w:color="D3D3D3"/>
-              <w:bottom w:val="single" w:space="0" w:color="D3D3D3"/>
-              <w:start w:val="single" w:space="0" w:color="D3D3D3"/>
-              <w:end w:val="single" w:space="0" w:color="D3D3D3"/>
-            </w:tcBorders>
-          </w:tcPr>
-          <w:p>
-            <w:pPr>
-              <w:spacing w:before="0" w:after="60"/>
-              <w:keepNext/>
-              <w:jc w:val="start"/>
-            </w:pPr>
-            <w:r>
-              <w:rPr>
-                <w:rFonts w:ascii="Calibri" w:hAnsi="Calibri"/>
-                <w:sz w:val="20"/>
-              </w:rPr>
-              <w:t xml:space="default">-0.56</w:t>
-            </w:r>
-          </w:p>
-        </w:tc>
-        <w:tc>
-          <w:tcPr>
-            <w:tcBorders>
-              <w:top w:val="single" w:space="0" w:color="D3D3D3"/>
-              <w:bottom w:val="single" w:space="0" w:color="D3D3D3"/>
-              <w:start w:val="single" w:space="0" w:color="D3D3D3"/>
-              <w:end w:val="single" w:space="0" w:color="D3D3D3"/>
-            </w:tcBorders>
-          </w:tcPr>
-          <w:p>
-            <w:pPr>
-              <w:spacing w:before="0" w:after="60"/>
-              <w:keepNext/>
-              <w:jc w:val="start"/>
-            </w:pPr>
-            <w:r>
-              <w:rPr>
-                <w:rFonts w:ascii="Calibri" w:hAnsi="Calibri"/>
-                <w:sz w:val="20"/>
-              </w:rPr>
-              <w:t xml:space="default">0.575</w:t>
-            </w:r>
-          </w:p>
-        </w:tc>
-        <w:tc>
-          <w:tcPr>
-            <w:tcBorders>
-              <w:top w:val="single" w:space="0" w:color="D3D3D3"/>
-              <w:bottom w:val="single" w:space="0" w:color="D3D3D3"/>
-              <w:start w:val="single" w:space="0" w:color="D3D3D3"/>
-              <w:end w:val="single" w:space="0" w:color="D3D3D3"/>
-            </w:tcBorders>
-          </w:tcPr>
-          <w:p>
-            <w:pPr>
-              <w:spacing w:before="0" w:after="60"/>
-              <w:keepNext/>
-              <w:jc w:val="end"/>
-            </w:pPr>
-            <w:r>
-              <w:rPr>
-                <w:rFonts w:ascii="Calibri" w:hAnsi="Calibri"/>
-                <w:sz w:val="20"/>
-              </w:rPr>
-              <w:t xml:space="default"/>
+              <w:t xml:space="default">N :WormPlate</w:t>
+            </w:r>
+          </w:p>
+        </w:tc>
+        <w:tc>
+          <w:tcPr>
+            <w:tcBorders>
+              <w:top w:val="single" w:space="0" w:color="D3D3D3"/>
+              <w:bottom w:val="single" w:space="0" w:color="D3D3D3"/>
+              <w:start w:val="single" w:space="0" w:color="D3D3D3"/>
+              <w:end w:val="single" w:space="0" w:color="D3D3D3"/>
+            </w:tcBorders>
+          </w:tcPr>
+          <w:p>
+            <w:pPr>
+              <w:spacing w:before="0" w:after="60"/>
+              <w:keepNext/>
+              <w:jc w:val="end"/>
+            </w:pPr>
+            <w:r>
+              <w:rPr>
+                <w:rFonts w:ascii="Calibri" w:hAnsi="Calibri"/>
+                <w:sz w:val="20"/>
+              </w:rPr>
+              <w:t xml:space="default"/>
+            </w:r>
+          </w:p>
+        </w:tc>
+        <w:tc>
+          <w:tcPr>
+            <w:tcBorders>
+              <w:top w:val="single" w:space="0" w:color="D3D3D3"/>
+              <w:bottom w:val="single" w:space="0" w:color="D3D3D3"/>
+              <w:start w:val="single" w:space="0" w:color="D3D3D3"/>
+              <w:end w:val="single" w:space="0" w:color="D3D3D3"/>
+            </w:tcBorders>
+          </w:tcPr>
+          <w:p>
+            <w:pPr>
+              <w:spacing w:before="0" w:after="60"/>
+              <w:keepNext/>
+              <w:jc w:val="end"/>
+            </w:pPr>
+            <w:r>
+              <w:rPr>
+                <w:rFonts w:ascii="Calibri" w:hAnsi="Calibri"/>
+                <w:sz w:val="20"/>
+              </w:rPr>
+              <w:t xml:space="default"/>
+            </w:r>
+          </w:p>
+        </w:tc>
+        <w:tc>
+          <w:tcPr>
+            <w:tcBorders>
+              <w:top w:val="single" w:space="0" w:color="D3D3D3"/>
+              <w:bottom w:val="single" w:space="0" w:color="D3D3D3"/>
+              <w:start w:val="single" w:space="0" w:color="D3D3D3"/>
+              <w:end w:val="single" w:space="0" w:color="D3D3D3"/>
+            </w:tcBorders>
+          </w:tcPr>
+          <w:p>
+            <w:pPr>
+              <w:spacing w:before="0" w:after="60"/>
+              <w:keepNext/>
+              <w:jc w:val="end"/>
+            </w:pPr>
+            <w:r>
+              <w:rPr>
+                <w:rFonts w:ascii="Calibri" w:hAnsi="Calibri"/>
+                <w:sz w:val="20"/>
+              </w:rPr>
+              <w:t xml:space="default"/>
+            </w:r>
+          </w:p>
+        </w:tc>
+        <w:tc>
+          <w:tcPr>
+            <w:tcBorders>
+              <w:top w:val="single" w:space="0" w:color="D3D3D3"/>
+              <w:bottom w:val="single" w:space="0" w:color="D3D3D3"/>
+              <w:start w:val="single" w:space="0" w:color="D3D3D3"/>
+              <w:end w:val="single" w:space="0" w:color="D3D3D3"/>
+            </w:tcBorders>
+          </w:tcPr>
+          <w:p>
+            <w:pPr>
+              <w:spacing w:before="0" w:after="60"/>
+              <w:keepNext/>
+              <w:jc w:val="start"/>
+            </w:pPr>
+            <w:r>
+              <w:rPr>
+                <w:rFonts w:ascii="Calibri" w:hAnsi="Calibri"/>
+                <w:sz w:val="20"/>
+              </w:rPr>
+              <w:t xml:space="default"/>
+            </w:r>
+          </w:p>
+        </w:tc>
+        <w:tc>
+          <w:tcPr>
+            <w:tcBorders>
+              <w:top w:val="single" w:space="0" w:color="D3D3D3"/>
+              <w:bottom w:val="single" w:space="0" w:color="D3D3D3"/>
+              <w:start w:val="single" w:space="0" w:color="D3D3D3"/>
+              <w:end w:val="single" w:space="0" w:color="D3D3D3"/>
+            </w:tcBorders>
+          </w:tcPr>
+          <w:p>
+            <w:pPr>
+              <w:spacing w:before="0" w:after="60"/>
+              <w:keepNext/>
+              <w:jc w:val="start"/>
+            </w:pPr>
+            <w:r>
+              <w:rPr>
+                <w:rFonts w:ascii="Calibri" w:hAnsi="Calibri"/>
+                <w:sz w:val="20"/>
+              </w:rPr>
+              <w:t xml:space="default"/>
+            </w:r>
+          </w:p>
+        </w:tc>
+        <w:tc>
+          <w:tcPr>
+            <w:tcBorders>
+              <w:top w:val="single" w:space="0" w:color="D3D3D3"/>
+              <w:bottom w:val="single" w:space="0" w:color="D3D3D3"/>
+              <w:start w:val="single" w:space="0" w:color="D3D3D3"/>
+              <w:end w:val="single" w:space="0" w:color="D3D3D3"/>
+            </w:tcBorders>
+          </w:tcPr>
+          <w:p>
+            <w:pPr>
+              <w:spacing w:before="0" w:after="60"/>
+              <w:keepNext/>
+              <w:jc w:val="end"/>
+            </w:pPr>
+            <w:r>
+              <w:rPr>
+                <w:rFonts w:ascii="Calibri" w:hAnsi="Calibri"/>
+                <w:sz w:val="20"/>
+              </w:rPr>
+              <w:t xml:space="default">0</w:t>
             </w:r>
           </w:p>
         </w:tc>
@@ -1301,7 +1301,7 @@
                 <w:sz w:val="20"/>
                 <w:b w:val="true"/>
               </w:rPr>
-              <w:t xml:space="default">Predictors</w:t>
+              <w:t xml:space="default">Random Effects</w:t>
             </w:r>
           </w:p>
         </w:tc>
@@ -1349,151 +1349,151 @@
                 <w:rFonts w:ascii="Calibri" w:hAnsi="Calibri"/>
                 <w:sz w:val="20"/>
               </w:rPr>
-              <w:t xml:space="default">Age</w:t>
-            </w:r>
-          </w:p>
-        </w:tc>
-        <w:tc>
-          <w:tcPr>
-            <w:tcBorders>
-              <w:top w:val="single" w:space="0" w:color="D3D3D3"/>
-              <w:bottom w:val="single" w:space="0" w:color="D3D3D3"/>
-              <w:start w:val="single" w:space="0" w:color="D3D3D3"/>
-              <w:end w:val="single" w:space="0" w:color="D3D3D3"/>
-            </w:tcBorders>
-          </w:tcPr>
-          <w:p>
-            <w:pPr>
-              <w:spacing w:before="0" w:after="60"/>
-              <w:keepNext/>
-              <w:jc w:val="end"/>
-            </w:pPr>
-            <w:r>
-              <w:rPr>
-                <w:rFonts w:ascii="Calibri" w:hAnsi="Calibri"/>
-                <w:sz w:val="20"/>
-              </w:rPr>
-              <w:t xml:space="default">0.24</w:t>
-            </w:r>
-          </w:p>
-        </w:tc>
-        <w:tc>
-          <w:tcPr>
-            <w:tcBorders>
-              <w:top w:val="single" w:space="0" w:color="D3D3D3"/>
-              <w:bottom w:val="single" w:space="0" w:color="D3D3D3"/>
-              <w:start w:val="single" w:space="0" w:color="D3D3D3"/>
-              <w:end w:val="single" w:space="0" w:color="D3D3D3"/>
-            </w:tcBorders>
-          </w:tcPr>
-          <w:p>
-            <w:pPr>
-              <w:spacing w:before="0" w:after="60"/>
-              <w:keepNext/>
-              <w:jc w:val="end"/>
-            </w:pPr>
-            <w:r>
-              <w:rPr>
-                <w:rFonts w:ascii="Calibri" w:hAnsi="Calibri"/>
-                <w:sz w:val="20"/>
-              </w:rPr>
-              <w:t xml:space="default">0.43</w:t>
-            </w:r>
-          </w:p>
-        </w:tc>
-        <w:tc>
-          <w:tcPr>
-            <w:tcBorders>
-              <w:top w:val="single" w:space="0" w:color="D3D3D3"/>
-              <w:bottom w:val="single" w:space="0" w:color="D3D3D3"/>
-              <w:start w:val="single" w:space="0" w:color="D3D3D3"/>
-              <w:end w:val="single" w:space="0" w:color="D3D3D3"/>
-            </w:tcBorders>
-          </w:tcPr>
-          <w:p>
-            <w:pPr>
-              <w:spacing w:before="0" w:after="60"/>
-              <w:keepNext/>
-              <w:jc w:val="end"/>
-            </w:pPr>
-            <w:r>
-              <w:rPr>
-                <w:rFonts w:ascii="Calibri" w:hAnsi="Calibri"/>
-                <w:sz w:val="20"/>
-              </w:rPr>
-              <w:t xml:space="default"/>
-            </w:r>
-          </w:p>
-        </w:tc>
-        <w:tc>
-          <w:tcPr>
-            <w:tcBorders>
-              <w:top w:val="single" w:space="0" w:color="D3D3D3"/>
-              <w:bottom w:val="single" w:space="0" w:color="D3D3D3"/>
-              <w:start w:val="single" w:space="0" w:color="D3D3D3"/>
-              <w:end w:val="single" w:space="0" w:color="D3D3D3"/>
-            </w:tcBorders>
-          </w:tcPr>
-          <w:p>
-            <w:pPr>
-              <w:spacing w:before="0" w:after="60"/>
-              <w:keepNext/>
-              <w:jc w:val="start"/>
-            </w:pPr>
-            <w:r>
-              <w:rPr>
-                <w:rFonts w:ascii="Calibri" w:hAnsi="Calibri"/>
-                <w:sz w:val="20"/>
-              </w:rPr>
-              <w:t xml:space="default">0.56</w:t>
-            </w:r>
-          </w:p>
-        </w:tc>
-        <w:tc>
-          <w:tcPr>
-            <w:tcBorders>
-              <w:top w:val="single" w:space="0" w:color="D3D3D3"/>
-              <w:bottom w:val="single" w:space="0" w:color="D3D3D3"/>
-              <w:start w:val="single" w:space="0" w:color="D3D3D3"/>
-              <w:end w:val="single" w:space="0" w:color="D3D3D3"/>
-            </w:tcBorders>
-          </w:tcPr>
-          <w:p>
-            <w:pPr>
-              <w:spacing w:before="0" w:after="60"/>
-              <w:keepNext/>
-              <w:jc w:val="start"/>
-            </w:pPr>
-            <w:r>
-              <w:rPr>
-                <w:rFonts w:ascii="Calibri" w:hAnsi="Calibri"/>
-                <w:sz w:val="20"/>
-              </w:rPr>
-              <w:t xml:space="default">0.577</w:t>
-            </w:r>
-          </w:p>
-        </w:tc>
-        <w:tc>
-          <w:tcPr>
-            <w:tcBorders>
-              <w:top w:val="single" w:space="0" w:color="D3D3D3"/>
-              <w:bottom w:val="single" w:space="0" w:color="D3D3D3"/>
-              <w:start w:val="single" w:space="0" w:color="D3D3D3"/>
-              <w:end w:val="single" w:space="0" w:color="D3D3D3"/>
-            </w:tcBorders>
-          </w:tcPr>
-          <w:p>
-            <w:pPr>
-              <w:spacing w:before="0" w:after="60"/>
-              <w:keepNext/>
-              <w:jc w:val="end"/>
-            </w:pPr>
-            <w:r>
-              <w:rPr>
-                <w:rFonts w:ascii="Calibri" w:hAnsi="Calibri"/>
-                <w:sz w:val="20"/>
-              </w:rPr>
-              <w:t xml:space="default"/>
+              <w:t xml:space="default">N Plate</w:t>
+            </w:r>
+          </w:p>
+        </w:tc>
+        <w:tc>
+          <w:tcPr>
+            <w:tcBorders>
+              <w:top w:val="single" w:space="0" w:color="D3D3D3"/>
+              <w:bottom w:val="single" w:space="0" w:color="D3D3D3"/>
+              <w:start w:val="single" w:space="0" w:color="D3D3D3"/>
+              <w:end w:val="single" w:space="0" w:color="D3D3D3"/>
+            </w:tcBorders>
+          </w:tcPr>
+          <w:p>
+            <w:pPr>
+              <w:spacing w:before="0" w:after="60"/>
+              <w:keepNext/>
+              <w:jc w:val="end"/>
+            </w:pPr>
+            <w:r>
+              <w:rPr>
+                <w:rFonts w:ascii="Calibri" w:hAnsi="Calibri"/>
+                <w:sz w:val="20"/>
+              </w:rPr>
+              <w:t xml:space="default"/>
+            </w:r>
+          </w:p>
+        </w:tc>
+        <w:tc>
+          <w:tcPr>
+            <w:tcBorders>
+              <w:top w:val="single" w:space="0" w:color="D3D3D3"/>
+              <w:bottom w:val="single" w:space="0" w:color="D3D3D3"/>
+              <w:start w:val="single" w:space="0" w:color="D3D3D3"/>
+              <w:end w:val="single" w:space="0" w:color="D3D3D3"/>
+            </w:tcBorders>
+          </w:tcPr>
+          <w:p>
+            <w:pPr>
+              <w:spacing w:before="0" w:after="60"/>
+              <w:keepNext/>
+              <w:jc w:val="end"/>
+            </w:pPr>
+            <w:r>
+              <w:rPr>
+                <w:rFonts w:ascii="Calibri" w:hAnsi="Calibri"/>
+                <w:sz w:val="20"/>
+              </w:rPr>
+              <w:t xml:space="default"/>
+            </w:r>
+          </w:p>
+        </w:tc>
+        <w:tc>
+          <w:tcPr>
+            <w:tcBorders>
+              <w:top w:val="single" w:space="0" w:color="D3D3D3"/>
+              <w:bottom w:val="single" w:space="0" w:color="D3D3D3"/>
+              <w:start w:val="single" w:space="0" w:color="D3D3D3"/>
+              <w:end w:val="single" w:space="0" w:color="D3D3D3"/>
+            </w:tcBorders>
+          </w:tcPr>
+          <w:p>
+            <w:pPr>
+              <w:spacing w:before="0" w:after="60"/>
+              <w:keepNext/>
+              <w:jc w:val="end"/>
+            </w:pPr>
+            <w:r>
+              <w:rPr>
+                <w:rFonts w:ascii="Calibri" w:hAnsi="Calibri"/>
+                <w:sz w:val="20"/>
+              </w:rPr>
+              <w:t xml:space="default"/>
+            </w:r>
+          </w:p>
+        </w:tc>
+        <w:tc>
+          <w:tcPr>
+            <w:tcBorders>
+              <w:top w:val="single" w:space="0" w:color="D3D3D3"/>
+              <w:bottom w:val="single" w:space="0" w:color="D3D3D3"/>
+              <w:start w:val="single" w:space="0" w:color="D3D3D3"/>
+              <w:end w:val="single" w:space="0" w:color="D3D3D3"/>
+            </w:tcBorders>
+          </w:tcPr>
+          <w:p>
+            <w:pPr>
+              <w:spacing w:before="0" w:after="60"/>
+              <w:keepNext/>
+              <w:jc w:val="start"/>
+            </w:pPr>
+            <w:r>
+              <w:rPr>
+                <w:rFonts w:ascii="Calibri" w:hAnsi="Calibri"/>
+                <w:sz w:val="20"/>
+              </w:rPr>
+              <w:t xml:space="default"/>
+            </w:r>
+          </w:p>
+        </w:tc>
+        <w:tc>
+          <w:tcPr>
+            <w:tcBorders>
+              <w:top w:val="single" w:space="0" w:color="D3D3D3"/>
+              <w:bottom w:val="single" w:space="0" w:color="D3D3D3"/>
+              <w:start w:val="single" w:space="0" w:color="D3D3D3"/>
+              <w:end w:val="single" w:space="0" w:color="D3D3D3"/>
+            </w:tcBorders>
+          </w:tcPr>
+          <w:p>
+            <w:pPr>
+              <w:spacing w:before="0" w:after="60"/>
+              <w:keepNext/>
+              <w:jc w:val="start"/>
+            </w:pPr>
+            <w:r>
+              <w:rPr>
+                <w:rFonts w:ascii="Calibri" w:hAnsi="Calibri"/>
+                <w:sz w:val="20"/>
+              </w:rPr>
+              <w:t xml:space="default"/>
+            </w:r>
+          </w:p>
+        </w:tc>
+        <w:tc>
+          <w:tcPr>
+            <w:tcBorders>
+              <w:top w:val="single" w:space="0" w:color="D3D3D3"/>
+              <w:bottom w:val="single" w:space="0" w:color="D3D3D3"/>
+              <w:start w:val="single" w:space="0" w:color="D3D3D3"/>
+              <w:end w:val="single" w:space="0" w:color="D3D3D3"/>
+            </w:tcBorders>
+          </w:tcPr>
+          <w:p>
+            <w:pPr>
+              <w:spacing w:before="0" w:after="60"/>
+              <w:keepNext/>
+              <w:jc w:val="end"/>
+            </w:pPr>
+            <w:r>
+              <w:rPr>
+                <w:rFonts w:ascii="Calibri" w:hAnsi="Calibri"/>
+                <w:sz w:val="20"/>
+              </w:rPr>
+              <w:t xml:space="default">0</w:t>
             </w:r>
           </w:p>
         </w:tc>
@@ -1571,7 +1571,7 @@
                 <w:rFonts w:ascii="Calibri" w:hAnsi="Calibri"/>
                 <w:sz w:val="20"/>
               </w:rPr>
-              <w:t xml:space="default">N :WormPlate</w:t>
+              <w:t xml:space="default">Observations</w:t>
             </w:r>
           </w:p>
         </w:tc>
@@ -1745,7 +1745,7 @@
                 <w:sz w:val="20"/>
                 <w:b w:val="true"/>
               </w:rPr>
-              <w:t xml:space="default">Random Effects</w:t>
+              <w:t xml:space="default">ANOVA</w:t>
             </w:r>
           </w:p>
         </w:tc>
@@ -1793,151 +1793,151 @@
                 <w:rFonts w:ascii="Calibri" w:hAnsi="Calibri"/>
                 <w:sz w:val="20"/>
               </w:rPr>
-              <w:t xml:space="default">N Plate</w:t>
-            </w:r>
-          </w:p>
-        </w:tc>
-        <w:tc>
-          <w:tcPr>
-            <w:tcBorders>
-              <w:top w:val="single" w:space="0" w:color="D3D3D3"/>
-              <w:bottom w:val="single" w:space="0" w:color="D3D3D3"/>
-              <w:start w:val="single" w:space="0" w:color="D3D3D3"/>
-              <w:end w:val="single" w:space="0" w:color="D3D3D3"/>
-            </w:tcBorders>
-          </w:tcPr>
-          <w:p>
-            <w:pPr>
-              <w:spacing w:before="0" w:after="60"/>
-              <w:keepNext/>
-              <w:jc w:val="end"/>
-            </w:pPr>
-            <w:r>
-              <w:rPr>
-                <w:rFonts w:ascii="Calibri" w:hAnsi="Calibri"/>
-                <w:sz w:val="20"/>
-              </w:rPr>
-              <w:t xml:space="default"/>
-            </w:r>
-          </w:p>
-        </w:tc>
-        <w:tc>
-          <w:tcPr>
-            <w:tcBorders>
-              <w:top w:val="single" w:space="0" w:color="D3D3D3"/>
-              <w:bottom w:val="single" w:space="0" w:color="D3D3D3"/>
-              <w:start w:val="single" w:space="0" w:color="D3D3D3"/>
-              <w:end w:val="single" w:space="0" w:color="D3D3D3"/>
-            </w:tcBorders>
-          </w:tcPr>
-          <w:p>
-            <w:pPr>
-              <w:spacing w:before="0" w:after="60"/>
-              <w:keepNext/>
-              <w:jc w:val="end"/>
-            </w:pPr>
-            <w:r>
-              <w:rPr>
-                <w:rFonts w:ascii="Calibri" w:hAnsi="Calibri"/>
-                <w:sz w:val="20"/>
-              </w:rPr>
-              <w:t xml:space="default"/>
-            </w:r>
-          </w:p>
-        </w:tc>
-        <w:tc>
-          <w:tcPr>
-            <w:tcBorders>
-              <w:top w:val="single" w:space="0" w:color="D3D3D3"/>
-              <w:bottom w:val="single" w:space="0" w:color="D3D3D3"/>
-              <w:start w:val="single" w:space="0" w:color="D3D3D3"/>
-              <w:end w:val="single" w:space="0" w:color="D3D3D3"/>
-            </w:tcBorders>
-          </w:tcPr>
-          <w:p>
-            <w:pPr>
-              <w:spacing w:before="0" w:after="60"/>
-              <w:keepNext/>
-              <w:jc w:val="end"/>
-            </w:pPr>
-            <w:r>
-              <w:rPr>
-                <w:rFonts w:ascii="Calibri" w:hAnsi="Calibri"/>
-                <w:sz w:val="20"/>
-              </w:rPr>
-              <w:t xml:space="default"/>
-            </w:r>
-          </w:p>
-        </w:tc>
-        <w:tc>
-          <w:tcPr>
-            <w:tcBorders>
-              <w:top w:val="single" w:space="0" w:color="D3D3D3"/>
-              <w:bottom w:val="single" w:space="0" w:color="D3D3D3"/>
-              <w:start w:val="single" w:space="0" w:color="D3D3D3"/>
-              <w:end w:val="single" w:space="0" w:color="D3D3D3"/>
-            </w:tcBorders>
-          </w:tcPr>
-          <w:p>
-            <w:pPr>
-              <w:spacing w:before="0" w:after="60"/>
-              <w:keepNext/>
-              <w:jc w:val="start"/>
-            </w:pPr>
-            <w:r>
-              <w:rPr>
-                <w:rFonts w:ascii="Calibri" w:hAnsi="Calibri"/>
-                <w:sz w:val="20"/>
-              </w:rPr>
-              <w:t xml:space="default"/>
-            </w:r>
-          </w:p>
-        </w:tc>
-        <w:tc>
-          <w:tcPr>
-            <w:tcBorders>
-              <w:top w:val="single" w:space="0" w:color="D3D3D3"/>
-              <w:bottom w:val="single" w:space="0" w:color="D3D3D3"/>
-              <w:start w:val="single" w:space="0" w:color="D3D3D3"/>
-              <w:end w:val="single" w:space="0" w:color="D3D3D3"/>
-            </w:tcBorders>
-          </w:tcPr>
-          <w:p>
-            <w:pPr>
-              <w:spacing w:before="0" w:after="60"/>
-              <w:keepNext/>
-              <w:jc w:val="start"/>
-            </w:pPr>
-            <w:r>
-              <w:rPr>
-                <w:rFonts w:ascii="Calibri" w:hAnsi="Calibri"/>
-                <w:sz w:val="20"/>
-              </w:rPr>
-              <w:t xml:space="default"/>
-            </w:r>
-          </w:p>
-        </w:tc>
-        <w:tc>
-          <w:tcPr>
-            <w:tcBorders>
-              <w:top w:val="single" w:space="0" w:color="D3D3D3"/>
-              <w:bottom w:val="single" w:space="0" w:color="D3D3D3"/>
-              <w:start w:val="single" w:space="0" w:color="D3D3D3"/>
-              <w:end w:val="single" w:space="0" w:color="D3D3D3"/>
-            </w:tcBorders>
-          </w:tcPr>
-          <w:p>
-            <w:pPr>
-              <w:spacing w:before="0" w:after="60"/>
-              <w:keepNext/>
-              <w:jc w:val="end"/>
-            </w:pPr>
-            <w:r>
-              <w:rPr>
-                <w:rFonts w:ascii="Calibri" w:hAnsi="Calibri"/>
-                <w:sz w:val="20"/>
-              </w:rPr>
-              <w:t xml:space="default">0</w:t>
+              <w:t xml:space="default">Treatment</w:t>
+            </w:r>
+          </w:p>
+        </w:tc>
+        <w:tc>
+          <w:tcPr>
+            <w:tcBorders>
+              <w:top w:val="single" w:space="0" w:color="D3D3D3"/>
+              <w:bottom w:val="single" w:space="0" w:color="D3D3D3"/>
+              <w:start w:val="single" w:space="0" w:color="D3D3D3"/>
+              <w:end w:val="single" w:space="0" w:color="D3D3D3"/>
+            </w:tcBorders>
+          </w:tcPr>
+          <w:p>
+            <w:pPr>
+              <w:spacing w:before="0" w:after="60"/>
+              <w:keepNext/>
+              <w:jc w:val="end"/>
+            </w:pPr>
+            <w:r>
+              <w:rPr>
+                <w:rFonts w:ascii="Calibri" w:hAnsi="Calibri"/>
+                <w:sz w:val="20"/>
+              </w:rPr>
+              <w:t xml:space="default"/>
+            </w:r>
+          </w:p>
+        </w:tc>
+        <w:tc>
+          <w:tcPr>
+            <w:tcBorders>
+              <w:top w:val="single" w:space="0" w:color="D3D3D3"/>
+              <w:bottom w:val="single" w:space="0" w:color="D3D3D3"/>
+              <w:start w:val="single" w:space="0" w:color="D3D3D3"/>
+              <w:end w:val="single" w:space="0" w:color="D3D3D3"/>
+            </w:tcBorders>
+          </w:tcPr>
+          <w:p>
+            <w:pPr>
+              <w:spacing w:before="0" w:after="60"/>
+              <w:keepNext/>
+              <w:jc w:val="end"/>
+            </w:pPr>
+            <w:r>
+              <w:rPr>
+                <w:rFonts w:ascii="Calibri" w:hAnsi="Calibri"/>
+                <w:sz w:val="20"/>
+              </w:rPr>
+              <w:t xml:space="default"/>
+            </w:r>
+          </w:p>
+        </w:tc>
+        <w:tc>
+          <w:tcPr>
+            <w:tcBorders>
+              <w:top w:val="single" w:space="0" w:color="D3D3D3"/>
+              <w:bottom w:val="single" w:space="0" w:color="D3D3D3"/>
+              <w:start w:val="single" w:space="0" w:color="D3D3D3"/>
+              <w:end w:val="single" w:space="0" w:color="D3D3D3"/>
+            </w:tcBorders>
+          </w:tcPr>
+          <w:p>
+            <w:pPr>
+              <w:spacing w:before="0" w:after="60"/>
+              <w:keepNext/>
+              <w:jc w:val="end"/>
+            </w:pPr>
+            <w:r>
+              <w:rPr>
+                <w:rFonts w:ascii="Calibri" w:hAnsi="Calibri"/>
+                <w:sz w:val="20"/>
+              </w:rPr>
+              <w:t xml:space="default">1.0</w:t>
+            </w:r>
+          </w:p>
+        </w:tc>
+        <w:tc>
+          <w:tcPr>
+            <w:tcBorders>
+              <w:top w:val="single" w:space="0" w:color="D3D3D3"/>
+              <w:bottom w:val="single" w:space="0" w:color="D3D3D3"/>
+              <w:start w:val="single" w:space="0" w:color="D3D3D3"/>
+              <w:end w:val="single" w:space="0" w:color="D3D3D3"/>
+            </w:tcBorders>
+          </w:tcPr>
+          <w:p>
+            <w:pPr>
+              <w:spacing w:before="0" w:after="60"/>
+              <w:keepNext/>
+              <w:jc w:val="start"/>
+            </w:pPr>
+            <w:r>
+              <w:rPr>
+                <w:rFonts w:ascii="Calibri" w:hAnsi="Calibri"/>
+                <w:sz w:val="20"/>
+              </w:rPr>
+              <w:t xml:space="default">Chisq = 4.87</w:t>
+            </w:r>
+          </w:p>
+        </w:tc>
+        <w:tc>
+          <w:tcPr>
+            <w:tcBorders>
+              <w:top w:val="single" w:space="0" w:color="D3D3D3"/>
+              <w:bottom w:val="single" w:space="0" w:color="D3D3D3"/>
+              <w:start w:val="single" w:space="0" w:color="D3D3D3"/>
+              <w:end w:val="single" w:space="0" w:color="D3D3D3"/>
+            </w:tcBorders>
+          </w:tcPr>
+          <w:p>
+            <w:pPr>
+              <w:spacing w:before="0" w:after="60"/>
+              <w:keepNext/>
+              <w:jc w:val="start"/>
+            </w:pPr>
+            <w:r>
+              <w:rPr>
+                <w:rFonts w:ascii="Calibri" w:hAnsi="Calibri"/>
+                <w:sz w:val="20"/>
+              </w:rPr>
+              <w:t xml:space="default">0.027</w:t>
+            </w:r>
+          </w:p>
+        </w:tc>
+        <w:tc>
+          <w:tcPr>
+            <w:tcBorders>
+              <w:top w:val="single" w:space="0" w:color="D3D3D3"/>
+              <w:bottom w:val="single" w:space="0" w:color="D3D3D3"/>
+              <w:start w:val="single" w:space="0" w:color="D3D3D3"/>
+              <w:end w:val="single" w:space="0" w:color="D3D3D3"/>
+            </w:tcBorders>
+          </w:tcPr>
+          <w:p>
+            <w:pPr>
+              <w:spacing w:before="0" w:after="60"/>
+              <w:keepNext/>
+              <w:jc w:val="end"/>
+            </w:pPr>
+            <w:r>
+              <w:rPr>
+                <w:rFonts w:ascii="Calibri" w:hAnsi="Calibri"/>
+                <w:sz w:val="20"/>
+              </w:rPr>
+              <w:t xml:space="default"/>
             </w:r>
           </w:p>
         </w:tc>
@@ -1967,7 +1967,7 @@
                 <w:sz w:val="20"/>
                 <w:b w:val="true"/>
               </w:rPr>
-              <w:t xml:space="default">Random Effects</w:t>
+              <w:t xml:space="default">ANOVA</w:t>
             </w:r>
           </w:p>
         </w:tc>
@@ -2015,151 +2015,151 @@
                 <w:rFonts w:ascii="Calibri" w:hAnsi="Calibri"/>
                 <w:sz w:val="20"/>
               </w:rPr>
-              <w:t xml:space="default">Observations</w:t>
-            </w:r>
-          </w:p>
-        </w:tc>
-        <w:tc>
-          <w:tcPr>
-            <w:tcBorders>
-              <w:top w:val="single" w:space="0" w:color="D3D3D3"/>
-              <w:bottom w:val="single" w:space="0" w:color="D3D3D3"/>
-              <w:start w:val="single" w:space="0" w:color="D3D3D3"/>
-              <w:end w:val="single" w:space="0" w:color="D3D3D3"/>
-            </w:tcBorders>
-          </w:tcPr>
-          <w:p>
-            <w:pPr>
-              <w:spacing w:before="0" w:after="60"/>
-              <w:keepNext/>
-              <w:jc w:val="end"/>
-            </w:pPr>
-            <w:r>
-              <w:rPr>
-                <w:rFonts w:ascii="Calibri" w:hAnsi="Calibri"/>
-                <w:sz w:val="20"/>
-              </w:rPr>
-              <w:t xml:space="default"/>
-            </w:r>
-          </w:p>
-        </w:tc>
-        <w:tc>
-          <w:tcPr>
-            <w:tcBorders>
-              <w:top w:val="single" w:space="0" w:color="D3D3D3"/>
-              <w:bottom w:val="single" w:space="0" w:color="D3D3D3"/>
-              <w:start w:val="single" w:space="0" w:color="D3D3D3"/>
-              <w:end w:val="single" w:space="0" w:color="D3D3D3"/>
-            </w:tcBorders>
-          </w:tcPr>
-          <w:p>
-            <w:pPr>
-              <w:spacing w:before="0" w:after="60"/>
-              <w:keepNext/>
-              <w:jc w:val="end"/>
-            </w:pPr>
-            <w:r>
-              <w:rPr>
-                <w:rFonts w:ascii="Calibri" w:hAnsi="Calibri"/>
-                <w:sz w:val="20"/>
-              </w:rPr>
-              <w:t xml:space="default"/>
-            </w:r>
-          </w:p>
-        </w:tc>
-        <w:tc>
-          <w:tcPr>
-            <w:tcBorders>
-              <w:top w:val="single" w:space="0" w:color="D3D3D3"/>
-              <w:bottom w:val="single" w:space="0" w:color="D3D3D3"/>
-              <w:start w:val="single" w:space="0" w:color="D3D3D3"/>
-              <w:end w:val="single" w:space="0" w:color="D3D3D3"/>
-            </w:tcBorders>
-          </w:tcPr>
-          <w:p>
-            <w:pPr>
-              <w:spacing w:before="0" w:after="60"/>
-              <w:keepNext/>
-              <w:jc w:val="end"/>
-            </w:pPr>
-            <w:r>
-              <w:rPr>
-                <w:rFonts w:ascii="Calibri" w:hAnsi="Calibri"/>
-                <w:sz w:val="20"/>
-              </w:rPr>
-              <w:t xml:space="default"/>
-            </w:r>
-          </w:p>
-        </w:tc>
-        <w:tc>
-          <w:tcPr>
-            <w:tcBorders>
-              <w:top w:val="single" w:space="0" w:color="D3D3D3"/>
-              <w:bottom w:val="single" w:space="0" w:color="D3D3D3"/>
-              <w:start w:val="single" w:space="0" w:color="D3D3D3"/>
-              <w:end w:val="single" w:space="0" w:color="D3D3D3"/>
-            </w:tcBorders>
-          </w:tcPr>
-          <w:p>
-            <w:pPr>
-              <w:spacing w:before="0" w:after="60"/>
-              <w:keepNext/>
-              <w:jc w:val="start"/>
-            </w:pPr>
-            <w:r>
-              <w:rPr>
-                <w:rFonts w:ascii="Calibri" w:hAnsi="Calibri"/>
-                <w:sz w:val="20"/>
-              </w:rPr>
-              <w:t xml:space="default"/>
-            </w:r>
-          </w:p>
-        </w:tc>
-        <w:tc>
-          <w:tcPr>
-            <w:tcBorders>
-              <w:top w:val="single" w:space="0" w:color="D3D3D3"/>
-              <w:bottom w:val="single" w:space="0" w:color="D3D3D3"/>
-              <w:start w:val="single" w:space="0" w:color="D3D3D3"/>
-              <w:end w:val="single" w:space="0" w:color="D3D3D3"/>
-            </w:tcBorders>
-          </w:tcPr>
-          <w:p>
-            <w:pPr>
-              <w:spacing w:before="0" w:after="60"/>
-              <w:keepNext/>
-              <w:jc w:val="start"/>
-            </w:pPr>
-            <w:r>
-              <w:rPr>
-                <w:rFonts w:ascii="Calibri" w:hAnsi="Calibri"/>
-                <w:sz w:val="20"/>
-              </w:rPr>
-              <w:t xml:space="default"/>
-            </w:r>
-          </w:p>
-        </w:tc>
-        <w:tc>
-          <w:tcPr>
-            <w:tcBorders>
-              <w:top w:val="single" w:space="0" w:color="D3D3D3"/>
-              <w:bottom w:val="single" w:space="0" w:color="D3D3D3"/>
-              <w:start w:val="single" w:space="0" w:color="D3D3D3"/>
-              <w:end w:val="single" w:space="0" w:color="D3D3D3"/>
-            </w:tcBorders>
-          </w:tcPr>
-          <w:p>
-            <w:pPr>
-              <w:spacing w:before="0" w:after="60"/>
-              <w:keepNext/>
-              <w:jc w:val="end"/>
-            </w:pPr>
-            <w:r>
-              <w:rPr>
-                <w:rFonts w:ascii="Calibri" w:hAnsi="Calibri"/>
-                <w:sz w:val="20"/>
-              </w:rPr>
-              <w:t xml:space="default">0</w:t>
+              <w:t xml:space="default">Age</w:t>
+            </w:r>
+          </w:p>
+        </w:tc>
+        <w:tc>
+          <w:tcPr>
+            <w:tcBorders>
+              <w:top w:val="single" w:space="0" w:color="D3D3D3"/>
+              <w:bottom w:val="single" w:space="0" w:color="D3D3D3"/>
+              <w:start w:val="single" w:space="0" w:color="D3D3D3"/>
+              <w:end w:val="single" w:space="0" w:color="D3D3D3"/>
+            </w:tcBorders>
+          </w:tcPr>
+          <w:p>
+            <w:pPr>
+              <w:spacing w:before="0" w:after="60"/>
+              <w:keepNext/>
+              <w:jc w:val="end"/>
+            </w:pPr>
+            <w:r>
+              <w:rPr>
+                <w:rFonts w:ascii="Calibri" w:hAnsi="Calibri"/>
+                <w:sz w:val="20"/>
+              </w:rPr>
+              <w:t xml:space="default"/>
+            </w:r>
+          </w:p>
+        </w:tc>
+        <w:tc>
+          <w:tcPr>
+            <w:tcBorders>
+              <w:top w:val="single" w:space="0" w:color="D3D3D3"/>
+              <w:bottom w:val="single" w:space="0" w:color="D3D3D3"/>
+              <w:start w:val="single" w:space="0" w:color="D3D3D3"/>
+              <w:end w:val="single" w:space="0" w:color="D3D3D3"/>
+            </w:tcBorders>
+          </w:tcPr>
+          <w:p>
+            <w:pPr>
+              <w:spacing w:before="0" w:after="60"/>
+              <w:keepNext/>
+              <w:jc w:val="end"/>
+            </w:pPr>
+            <w:r>
+              <w:rPr>
+                <w:rFonts w:ascii="Calibri" w:hAnsi="Calibri"/>
+                <w:sz w:val="20"/>
+              </w:rPr>
+              <w:t xml:space="default"/>
+            </w:r>
+          </w:p>
+        </w:tc>
+        <w:tc>
+          <w:tcPr>
+            <w:tcBorders>
+              <w:top w:val="single" w:space="0" w:color="D3D3D3"/>
+              <w:bottom w:val="single" w:space="0" w:color="D3D3D3"/>
+              <w:start w:val="single" w:space="0" w:color="D3D3D3"/>
+              <w:end w:val="single" w:space="0" w:color="D3D3D3"/>
+            </w:tcBorders>
+          </w:tcPr>
+          <w:p>
+            <w:pPr>
+              <w:spacing w:before="0" w:after="60"/>
+              <w:keepNext/>
+              <w:jc w:val="end"/>
+            </w:pPr>
+            <w:r>
+              <w:rPr>
+                <w:rFonts w:ascii="Calibri" w:hAnsi="Calibri"/>
+                <w:sz w:val="20"/>
+              </w:rPr>
+              <w:t xml:space="default">1.0</w:t>
+            </w:r>
+          </w:p>
+        </w:tc>
+        <w:tc>
+          <w:tcPr>
+            <w:tcBorders>
+              <w:top w:val="single" w:space="0" w:color="D3D3D3"/>
+              <w:bottom w:val="single" w:space="0" w:color="D3D3D3"/>
+              <w:start w:val="single" w:space="0" w:color="D3D3D3"/>
+              <w:end w:val="single" w:space="0" w:color="D3D3D3"/>
+            </w:tcBorders>
+          </w:tcPr>
+          <w:p>
+            <w:pPr>
+              <w:spacing w:before="0" w:after="60"/>
+              <w:keepNext/>
+              <w:jc w:val="start"/>
+            </w:pPr>
+            <w:r>
+              <w:rPr>
+                <w:rFonts w:ascii="Calibri" w:hAnsi="Calibri"/>
+                <w:sz w:val="20"/>
+              </w:rPr>
+              <w:t xml:space="default">Chisq = 48.06</w:t>
+            </w:r>
+          </w:p>
+        </w:tc>
+        <w:tc>
+          <w:tcPr>
+            <w:tcBorders>
+              <w:top w:val="single" w:space="0" w:color="D3D3D3"/>
+              <w:bottom w:val="single" w:space="0" w:color="D3D3D3"/>
+              <w:start w:val="single" w:space="0" w:color="D3D3D3"/>
+              <w:end w:val="single" w:space="0" w:color="D3D3D3"/>
+            </w:tcBorders>
+          </w:tcPr>
+          <w:p>
+            <w:pPr>
+              <w:spacing w:before="0" w:after="60"/>
+              <w:keepNext/>
+              <w:jc w:val="start"/>
+            </w:pPr>
+            <w:r>
+              <w:rPr>
+                <w:rFonts w:ascii="Calibri" w:hAnsi="Calibri"/>
+                <w:sz w:val="20"/>
+              </w:rPr>
+              <w:t xml:space="default">&lt;0.001</w:t>
+            </w:r>
+          </w:p>
+        </w:tc>
+        <w:tc>
+          <w:tcPr>
+            <w:tcBorders>
+              <w:top w:val="single" w:space="0" w:color="D3D3D3"/>
+              <w:bottom w:val="single" w:space="0" w:color="D3D3D3"/>
+              <w:start w:val="single" w:space="0" w:color="D3D3D3"/>
+              <w:end w:val="single" w:space="0" w:color="D3D3D3"/>
+            </w:tcBorders>
+          </w:tcPr>
+          <w:p>
+            <w:pPr>
+              <w:spacing w:before="0" w:after="60"/>
+              <w:keepNext/>
+              <w:jc w:val="end"/>
+            </w:pPr>
+            <w:r>
+              <w:rPr>
+                <w:rFonts w:ascii="Calibri" w:hAnsi="Calibri"/>
+                <w:sz w:val="20"/>
+              </w:rPr>
+              <w:t xml:space="default"/>
             </w:r>
           </w:p>
         </w:tc>
@@ -2170,440 +2170,19 @@
         </w:trPr>
         <w:tc>
           <w:tcPr>
-            <w:tcBorders>
-              <w:top w:val="single" w:space="0" w:color="D3D3D3"/>
-              <w:bottom w:val="single" w:space="0" w:color="D3D3D3"/>
-              <w:start w:val="single" w:space="0" w:color="D3D3D3"/>
-              <w:end w:val="single" w:space="0" w:color="D3D3D3"/>
-            </w:tcBorders>
-          </w:tcPr>
-          <w:p>
-            <w:pPr>
-              <w:spacing w:before="0" w:after="60"/>
-              <w:keepNext/>
-              <w:jc w:val="start"/>
-            </w:pPr>
-            <w:r>
-              <w:rPr>
-                <w:rFonts w:ascii="Calibri" w:hAnsi="Calibri"/>
-                <w:sz w:val="20"/>
-                <w:b w:val="true"/>
-              </w:rPr>
-              <w:t xml:space="default">ANOVA</w:t>
-            </w:r>
-          </w:p>
-        </w:tc>
-        <w:tc>
-          <w:tcPr>
-            <w:tcBorders>
-              <w:top w:val="single" w:space="0" w:color="D3D3D3"/>
-              <w:bottom w:val="single" w:space="0" w:color="D3D3D3"/>
-              <w:start w:val="single" w:space="0" w:color="D3D3D3"/>
-              <w:end w:val="single" w:space="0" w:color="D3D3D3"/>
-            </w:tcBorders>
-          </w:tcPr>
-          <w:p>
-            <w:pPr>
-              <w:spacing w:before="0" w:after="60"/>
-              <w:keepNext/>
-              <w:jc w:val="center"/>
-            </w:pPr>
-            <w:r>
-              <w:rPr>
-                <w:rFonts w:ascii="Calibri" w:hAnsi="Calibri"/>
-                <w:sz w:val="20"/>
-              </w:rPr>
-              <w:t xml:space="default"/>
-            </w:r>
-          </w:p>
-        </w:tc>
-        <w:tc>
-          <w:tcPr>
-            <w:tcBorders>
-              <w:top w:val="single" w:space="0" w:color="D3D3D3"/>
-              <w:bottom w:val="single" w:space="0" w:color="D3D3D3"/>
-              <w:start w:val="single" w:space="0" w:color="D3D3D3"/>
-              <w:end w:val="single" w:space="0" w:color="D3D3D3"/>
-            </w:tcBorders>
-          </w:tcPr>
-          <w:p>
-            <w:pPr>
-              <w:spacing w:before="0" w:after="60"/>
-              <w:keepNext/>
-              <w:jc w:val="start"/>
-            </w:pPr>
-            <w:r>
-              <w:rPr>
-                <w:rFonts w:ascii="Calibri" w:hAnsi="Calibri"/>
-                <w:sz w:val="20"/>
-              </w:rPr>
-              <w:t xml:space="default">Treatment</w:t>
-            </w:r>
-          </w:p>
-        </w:tc>
-        <w:tc>
-          <w:tcPr>
-            <w:tcBorders>
-              <w:top w:val="single" w:space="0" w:color="D3D3D3"/>
-              <w:bottom w:val="single" w:space="0" w:color="D3D3D3"/>
-              <w:start w:val="single" w:space="0" w:color="D3D3D3"/>
-              <w:end w:val="single" w:space="0" w:color="D3D3D3"/>
-            </w:tcBorders>
-          </w:tcPr>
-          <w:p>
-            <w:pPr>
-              <w:spacing w:before="0" w:after="60"/>
-              <w:keepNext/>
-              <w:jc w:val="end"/>
-            </w:pPr>
-            <w:r>
-              <w:rPr>
-                <w:rFonts w:ascii="Calibri" w:hAnsi="Calibri"/>
-                <w:sz w:val="20"/>
-              </w:rPr>
-              <w:t xml:space="default"/>
-            </w:r>
-          </w:p>
-        </w:tc>
-        <w:tc>
-          <w:tcPr>
-            <w:tcBorders>
-              <w:top w:val="single" w:space="0" w:color="D3D3D3"/>
-              <w:bottom w:val="single" w:space="0" w:color="D3D3D3"/>
-              <w:start w:val="single" w:space="0" w:color="D3D3D3"/>
-              <w:end w:val="single" w:space="0" w:color="D3D3D3"/>
-            </w:tcBorders>
-          </w:tcPr>
-          <w:p>
-            <w:pPr>
-              <w:spacing w:before="0" w:after="60"/>
-              <w:keepNext/>
-              <w:jc w:val="end"/>
-            </w:pPr>
-            <w:r>
-              <w:rPr>
-                <w:rFonts w:ascii="Calibri" w:hAnsi="Calibri"/>
-                <w:sz w:val="20"/>
-              </w:rPr>
-              <w:t xml:space="default"/>
-            </w:r>
-          </w:p>
-        </w:tc>
-        <w:tc>
-          <w:tcPr>
-            <w:tcBorders>
-              <w:top w:val="single" w:space="0" w:color="D3D3D3"/>
-              <w:bottom w:val="single" w:space="0" w:color="D3D3D3"/>
-              <w:start w:val="single" w:space="0" w:color="D3D3D3"/>
-              <w:end w:val="single" w:space="0" w:color="D3D3D3"/>
-            </w:tcBorders>
-          </w:tcPr>
-          <w:p>
-            <w:pPr>
-              <w:spacing w:before="0" w:after="60"/>
-              <w:keepNext/>
-              <w:jc w:val="end"/>
-            </w:pPr>
-            <w:r>
-              <w:rPr>
-                <w:rFonts w:ascii="Calibri" w:hAnsi="Calibri"/>
-                <w:sz w:val="20"/>
-              </w:rPr>
-              <w:t xml:space="default">1</w:t>
-            </w:r>
-          </w:p>
-        </w:tc>
-        <w:tc>
-          <w:tcPr>
-            <w:tcBorders>
-              <w:top w:val="single" w:space="0" w:color="D3D3D3"/>
-              <w:bottom w:val="single" w:space="0" w:color="D3D3D3"/>
-              <w:start w:val="single" w:space="0" w:color="D3D3D3"/>
-              <w:end w:val="single" w:space="0" w:color="D3D3D3"/>
-            </w:tcBorders>
-          </w:tcPr>
-          <w:p>
-            <w:pPr>
-              <w:spacing w:before="0" w:after="60"/>
-              <w:keepNext/>
-              <w:jc w:val="start"/>
-            </w:pPr>
-            <w:r>
-              <w:rPr>
-                <w:rFonts w:ascii="Calibri" w:hAnsi="Calibri"/>
-                <w:sz w:val="20"/>
-              </w:rPr>
-              <w:t xml:space="default">Chisq = 4.87</w:t>
-            </w:r>
-          </w:p>
-        </w:tc>
-        <w:tc>
-          <w:tcPr>
-            <w:tcBorders>
-              <w:top w:val="single" w:space="0" w:color="D3D3D3"/>
-              <w:bottom w:val="single" w:space="0" w:color="D3D3D3"/>
-              <w:start w:val="single" w:space="0" w:color="D3D3D3"/>
-              <w:end w:val="single" w:space="0" w:color="D3D3D3"/>
-            </w:tcBorders>
-          </w:tcPr>
-          <w:p>
-            <w:pPr>
-              <w:spacing w:before="0" w:after="60"/>
-              <w:keepNext/>
-              <w:jc w:val="start"/>
-            </w:pPr>
-            <w:r>
-              <w:rPr>
-                <w:rFonts w:ascii="Calibri" w:hAnsi="Calibri"/>
-                <w:sz w:val="20"/>
-              </w:rPr>
-              <w:t xml:space="default">0.027</w:t>
-            </w:r>
-          </w:p>
-        </w:tc>
-        <w:tc>
-          <w:tcPr>
-            <w:tcBorders>
-              <w:top w:val="single" w:space="0" w:color="D3D3D3"/>
-              <w:bottom w:val="single" w:space="0" w:color="D3D3D3"/>
-              <w:start w:val="single" w:space="0" w:color="D3D3D3"/>
-              <w:end w:val="single" w:space="0" w:color="D3D3D3"/>
-            </w:tcBorders>
-          </w:tcPr>
-          <w:p>
-            <w:pPr>
-              <w:spacing w:before="0" w:after="60"/>
-              <w:keepNext/>
-              <w:jc w:val="end"/>
-            </w:pPr>
-            <w:r>
-              <w:rPr>
-                <w:rFonts w:ascii="Calibri" w:hAnsi="Calibri"/>
-                <w:sz w:val="20"/>
-              </w:rPr>
-              <w:t xml:space="default"/>
-            </w:r>
-          </w:p>
-        </w:tc>
-      </w:tr>
-      <w:tr>
-        <w:trPr>
-          <w:cantSplit/>
-        </w:trPr>
-        <w:tc>
-          <w:tcPr>
-            <w:tcBorders>
-              <w:top w:val="single" w:space="0" w:color="D3D3D3"/>
-              <w:bottom w:val="single" w:space="0" w:color="D3D3D3"/>
-              <w:start w:val="single" w:space="0" w:color="D3D3D3"/>
-              <w:end w:val="single" w:space="0" w:color="D3D3D3"/>
-            </w:tcBorders>
-          </w:tcPr>
-          <w:p>
-            <w:pPr>
-              <w:spacing w:before="0" w:after="60"/>
-              <w:keepNext/>
-              <w:jc w:val="start"/>
-            </w:pPr>
-            <w:r>
-              <w:rPr>
-                <w:rFonts w:ascii="Calibri" w:hAnsi="Calibri"/>
-                <w:sz w:val="20"/>
-                <w:b w:val="true"/>
-              </w:rPr>
-              <w:t xml:space="default">ANOVA</w:t>
-            </w:r>
-          </w:p>
-        </w:tc>
-        <w:tc>
-          <w:tcPr>
-            <w:tcBorders>
-              <w:top w:val="single" w:space="0" w:color="D3D3D3"/>
-              <w:bottom w:val="single" w:space="0" w:color="D3D3D3"/>
-              <w:start w:val="single" w:space="0" w:color="D3D3D3"/>
-              <w:end w:val="single" w:space="0" w:color="D3D3D3"/>
-            </w:tcBorders>
-          </w:tcPr>
-          <w:p>
-            <w:pPr>
-              <w:spacing w:before="0" w:after="60"/>
-              <w:keepNext/>
-              <w:jc w:val="center"/>
-            </w:pPr>
-            <w:r>
-              <w:rPr>
-                <w:rFonts w:ascii="Calibri" w:hAnsi="Calibri"/>
-                <w:sz w:val="20"/>
-              </w:rPr>
-              <w:t xml:space="default"/>
-            </w:r>
-          </w:p>
-        </w:tc>
-        <w:tc>
-          <w:tcPr>
-            <w:tcBorders>
-              <w:top w:val="single" w:space="0" w:color="D3D3D3"/>
-              <w:bottom w:val="single" w:space="0" w:color="D3D3D3"/>
-              <w:start w:val="single" w:space="0" w:color="D3D3D3"/>
-              <w:end w:val="single" w:space="0" w:color="D3D3D3"/>
-            </w:tcBorders>
-          </w:tcPr>
-          <w:p>
-            <w:pPr>
-              <w:spacing w:before="0" w:after="60"/>
-              <w:keepNext/>
-              <w:jc w:val="start"/>
-            </w:pPr>
-            <w:r>
-              <w:rPr>
-                <w:rFonts w:ascii="Calibri" w:hAnsi="Calibri"/>
-                <w:sz w:val="20"/>
-              </w:rPr>
-              <w:t xml:space="default">Age</w:t>
-            </w:r>
-          </w:p>
-        </w:tc>
-        <w:tc>
-          <w:tcPr>
-            <w:tcBorders>
-              <w:top w:val="single" w:space="0" w:color="D3D3D3"/>
-              <w:bottom w:val="single" w:space="0" w:color="D3D3D3"/>
-              <w:start w:val="single" w:space="0" w:color="D3D3D3"/>
-              <w:end w:val="single" w:space="0" w:color="D3D3D3"/>
-            </w:tcBorders>
-          </w:tcPr>
-          <w:p>
-            <w:pPr>
-              <w:spacing w:before="0" w:after="60"/>
-              <w:keepNext/>
-              <w:jc w:val="end"/>
-            </w:pPr>
-            <w:r>
-              <w:rPr>
-                <w:rFonts w:ascii="Calibri" w:hAnsi="Calibri"/>
-                <w:sz w:val="20"/>
-              </w:rPr>
-              <w:t xml:space="default"/>
-            </w:r>
-          </w:p>
-        </w:tc>
-        <w:tc>
-          <w:tcPr>
-            <w:tcBorders>
-              <w:top w:val="single" w:space="0" w:color="D3D3D3"/>
-              <w:bottom w:val="single" w:space="0" w:color="D3D3D3"/>
-              <w:start w:val="single" w:space="0" w:color="D3D3D3"/>
-              <w:end w:val="single" w:space="0" w:color="D3D3D3"/>
-            </w:tcBorders>
-          </w:tcPr>
-          <w:p>
-            <w:pPr>
-              <w:spacing w:before="0" w:after="60"/>
-              <w:keepNext/>
-              <w:jc w:val="end"/>
-            </w:pPr>
-            <w:r>
-              <w:rPr>
-                <w:rFonts w:ascii="Calibri" w:hAnsi="Calibri"/>
-                <w:sz w:val="20"/>
-              </w:rPr>
-              <w:t xml:space="default"/>
-            </w:r>
-          </w:p>
-        </w:tc>
-        <w:tc>
-          <w:tcPr>
-            <w:tcBorders>
-              <w:top w:val="single" w:space="0" w:color="D3D3D3"/>
-              <w:bottom w:val="single" w:space="0" w:color="D3D3D3"/>
-              <w:start w:val="single" w:space="0" w:color="D3D3D3"/>
-              <w:end w:val="single" w:space="0" w:color="D3D3D3"/>
-            </w:tcBorders>
-          </w:tcPr>
-          <w:p>
-            <w:pPr>
-              <w:spacing w:before="0" w:after="60"/>
-              <w:keepNext/>
-              <w:jc w:val="end"/>
-            </w:pPr>
-            <w:r>
-              <w:rPr>
-                <w:rFonts w:ascii="Calibri" w:hAnsi="Calibri"/>
-                <w:sz w:val="20"/>
-              </w:rPr>
-              <w:t xml:space="default">1</w:t>
-            </w:r>
-          </w:p>
-        </w:tc>
-        <w:tc>
-          <w:tcPr>
-            <w:tcBorders>
-              <w:top w:val="single" w:space="0" w:color="D3D3D3"/>
-              <w:bottom w:val="single" w:space="0" w:color="D3D3D3"/>
-              <w:start w:val="single" w:space="0" w:color="D3D3D3"/>
-              <w:end w:val="single" w:space="0" w:color="D3D3D3"/>
-            </w:tcBorders>
-          </w:tcPr>
-          <w:p>
-            <w:pPr>
-              <w:spacing w:before="0" w:after="60"/>
-              <w:keepNext/>
-              <w:jc w:val="start"/>
-            </w:pPr>
-            <w:r>
-              <w:rPr>
-                <w:rFonts w:ascii="Calibri" w:hAnsi="Calibri"/>
-                <w:sz w:val="20"/>
-              </w:rPr>
-              <w:t xml:space="default">Chisq = 48.06</w:t>
-            </w:r>
-          </w:p>
-        </w:tc>
-        <w:tc>
-          <w:tcPr>
-            <w:tcBorders>
-              <w:top w:val="single" w:space="0" w:color="D3D3D3"/>
-              <w:bottom w:val="single" w:space="0" w:color="D3D3D3"/>
-              <w:start w:val="single" w:space="0" w:color="D3D3D3"/>
-              <w:end w:val="single" w:space="0" w:color="D3D3D3"/>
-            </w:tcBorders>
-          </w:tcPr>
-          <w:p>
-            <w:pPr>
-              <w:spacing w:before="0" w:after="60"/>
-              <w:keepNext/>
-              <w:jc w:val="start"/>
-            </w:pPr>
-            <w:r>
-              <w:rPr>
-                <w:rFonts w:ascii="Calibri" w:hAnsi="Calibri"/>
-                <w:sz w:val="20"/>
-              </w:rPr>
-              <w:t xml:space="default">&lt;0.001</w:t>
-            </w:r>
-          </w:p>
-        </w:tc>
-        <w:tc>
-          <w:tcPr>
-            <w:tcBorders>
-              <w:top w:val="single" w:space="0" w:color="D3D3D3"/>
-              <w:bottom w:val="single" w:space="0" w:color="D3D3D3"/>
-              <w:start w:val="single" w:space="0" w:color="D3D3D3"/>
-              <w:end w:val="single" w:space="0" w:color="D3D3D3"/>
-            </w:tcBorders>
-          </w:tcPr>
-          <w:p>
-            <w:pPr>
-              <w:spacing w:before="0" w:after="60"/>
-              <w:keepNext/>
-              <w:jc w:val="end"/>
-            </w:pPr>
-            <w:r>
-              <w:rPr>
-                <w:rFonts w:ascii="Calibri" w:hAnsi="Calibri"/>
-                <w:sz w:val="20"/>
-              </w:rPr>
-              <w:t xml:space="default"/>
+            <w:gridSpan w:val="9"/>
+          </w:tcPr>
+          <w:p>
+            <w:pPr>
+              <w:spacing w:before="0" w:after="60"/>
+              <w:keepNext/>
+            </w:pPr>
+            <w:r>
+              <w:rPr>
+                <w:rFonts w:ascii="Calibri" w:hAnsi="Calibri"/>
+                <w:sz w:val="20"/>
+              </w:rPr>
+              <w:t xml:space="default">Coefficient df approximated via Satterthwaite method.</w:t>
             </w:r>
           </w:p>
         </w:tc>
